--- a/Capstone_Project/03_Requirements_and_Methodology/Group-3_Software_Requirements_Specification_SRS.docx
+++ b/Capstone_Project/03_Requirements_and_Methodology/Group-3_Software_Requirements_Specification_SRS.docx
@@ -37,7 +37,6 @@
       </w:r>
       <w:r>
         <w:br/>
-        <w:t>Student / Group Template</w:t>
       </w:r>
       <w:r>
         <w:br/>
@@ -245,14 +244,6 @@
     </w:p>
     <w:p>
       <w:pPr>
-        <w:keepNext/>
-      </w:pPr>
-      <w:r>
-        <w:t>Define the product and its boundaries.</w:t>
-      </w:r>
-    </w:p>
-    <w:p>
-      <w:pPr>
         <w:spacing w:after="80"/>
       </w:pPr>
       <w:r>
@@ -266,14 +257,6 @@
       </w:pPr>
       <w:r>
         <w:t>2. Users and Stakeholders</w:t>
-      </w:r>
-    </w:p>
-    <w:p>
-      <w:pPr>
-        <w:keepNext/>
-      </w:pPr>
-      <w:r>
-        <w:t>Describe user classes and stakeholder needs.</w:t>
       </w:r>
     </w:p>
     <w:tbl>
@@ -643,14 +626,6 @@
       </w:pPr>
       <w:r>
         <w:t>3. Functional Requirements</w:t>
-      </w:r>
-    </w:p>
-    <w:p>
-      <w:pPr>
-        <w:keepNext/>
-      </w:pPr>
-      <w:r>
-        <w:t>Use IDs FR-01, FR-02 etc. Include description, priority and acceptance criterion.</w:t>
       </w:r>
     </w:p>
     <w:tbl>
@@ -1481,14 +1456,6 @@
         <w:t>4. Non-Functional Requirements</w:t>
       </w:r>
     </w:p>
-    <w:p>
-      <w:pPr>
-        <w:keepNext/>
-      </w:pPr>
-      <w:r>
-        <w:t>Use IDs NFR-01 etc. Include measurable criteria.</w:t>
-      </w:r>
-    </w:p>
     <w:tbl>
       <w:tblPr>
         <w:tblStyle w:val="TableGrid"/>
@@ -2157,14 +2124,6 @@
         <w:t>5. Use Cases / User Stories</w:t>
       </w:r>
     </w:p>
-    <w:p>
-      <w:pPr>
-        <w:keepNext/>
-      </w:pPr>
-      <w:r>
-        <w:t>Document actor, preconditions, main flow, alternatives and postconditions.</w:t>
-      </w:r>
-    </w:p>
     <w:tbl>
       <w:tblPr>
         <w:tblStyle w:val="TableGrid"/>
@@ -2617,14 +2576,6 @@
     </w:p>
     <w:p>
       <w:pPr>
-        <w:keepNext/>
-      </w:pPr>
-      <w:r>
-        <w:t>Describe key data entities, validation and retention.</w:t>
-      </w:r>
-    </w:p>
-    <w:p>
-      <w:pPr>
         <w:spacing w:after="80"/>
       </w:pPr>
       <w:r>
@@ -2639,14 +2590,6 @@
       <w:r>
         <w:lastRenderedPageBreak/>
         <w:t>7. Interfaces</w:t>
-      </w:r>
-    </w:p>
-    <w:p>
-      <w:pPr>
-        <w:keepNext/>
-      </w:pPr>
-      <w:r>
-        <w:t>Describe UI, API, database and external interfaces.</w:t>
       </w:r>
     </w:p>
     <w:p>
@@ -2695,14 +2638,6 @@
       </w:pPr>
       <w:r>
         <w:t>8. Constraints and Assumptions</w:t>
-      </w:r>
-    </w:p>
-    <w:p>
-      <w:pPr>
-        <w:keepNext/>
-      </w:pPr>
-      <w:r>
-        <w:t>Document technical, legal, operational and project constraints.</w:t>
       </w:r>
     </w:p>
     <w:p>
@@ -2765,14 +2700,6 @@
     </w:p>
     <w:p>
       <w:pPr>
-        <w:keepNext/>
-      </w:pPr>
-      <w:r>
-        <w:t>Define what must be true for the solution to be accepted.</w:t>
-      </w:r>
-    </w:p>
-    <w:p>
-      <w:pPr>
         <w:pStyle w:val="ListBullet"/>
         <w:spacing w:after="40"/>
       </w:pPr>
@@ -2808,7 +2735,7 @@
       </w:pPr>
       <w:r>
         <w:rPr/>
-        <w:t>At least 80% of 5 students and 2 lecturers rate the system easy to use</w:t>
+        <w:t>At least 80% of 5 students and 1 lecturer rate the system easy to use</w:t>
       </w:r>
     </w:p>
     <w:sectPr>

--- a/Capstone_Project/03_Requirements_and_Methodology/Group-3_Software_Requirements_Specification_SRS.docx
+++ b/Capstone_Project/03_Requirements_and_Methodology/Group-3_Software_Requirements_Specification_SRS.docx
@@ -196,7 +196,7 @@
           </w:tcPr>
           <w:p>
             <w:r>
-              <w:t>Week 3</w:t>
+              <w:t>Week 5 Final submission</w:t>
             </w:r>
           </w:p>
         </w:tc>
@@ -222,7 +222,7 @@
           </w:tcPr>
           <w:p>
             <w:r>
-              <w:t>Monday 19 October 2026</w:t>
+              <w:t>Thursday 29 October 2026</w:t>
             </w:r>
           </w:p>
         </w:tc>
